--- a/az/discovery-articles/2.5 Mexaniki saat.docx
+++ b/az/discovery-articles/2.5 Mexaniki saat.docx
@@ -4,527 +4,350 @@
   <w:body>
     <w:p>
       <w:pPr>
-        <w:keepNext/>
-        <w:spacing w:before="280" w:after="120"/>
+        <w:pStyle w:val="Title"/>
+        <w:widowControl/>
       </w:pPr>
       <w:r>
-        <w:rPr>
-          <w:rFonts w:ascii="Calibri" w:hAnsi="Calibri" w:eastAsia="Calibri"/>
-          <w:b/>
-          <w:i w:val="0"/>
-          <w:color w:val="004E8C"/>
-          <w:sz w:val="44"/>
-        </w:rPr>
         <w:t>2.5 Mexaniki saat</w:t>
       </w:r>
     </w:p>
     <w:p>
       <w:pPr>
-        <w:spacing w:after="80"/>
+        <w:keepNext/>
+        <w:widowControl/>
       </w:pPr>
       <w:r>
         <w:rPr>
-          <w:rFonts w:ascii="Calibri" w:hAnsi="Calibri" w:eastAsia="Calibri"/>
-          <w:b w:val="0"/>
-          <w:i/>
-          <w:color w:val="505050"/>
-          <w:sz w:val="22"/>
+          <w:sz w:val="20"/>
         </w:rPr>
-        <w:t>2. Bilik, elm və ölçmə</w:t>
-      </w:r>
-    </w:p>
-    <w:p>
-      <w:pPr>
-        <w:spacing w:after="200"/>
-      </w:pPr>
-      <w:r>
-        <w:rPr>
-          <w:rFonts w:ascii="Calibri" w:hAnsi="Calibri" w:eastAsia="Calibri"/>
-          <w:b w:val="0"/>
-          <w:i/>
-          <w:sz w:val="22"/>
-        </w:rPr>
-        <w:t>Dövr: eramızın XIII əsrinin sonu–XIV əsrləri (Avropada mexaniki qüllə saatları); dünyanın müxtəlif yerlərində daha qədim su saatları | Əsas simalar: Orta əsr Avropa saatsazları; Çin və İslam dünyasının daha qədim su saatı ənənələri; sonralar kəfkir mexanizmini inkişaf etdirən Hüygens və başqaları</w:t>
-      </w:r>
-    </w:p>
-    <w:p>
-      <w:pPr>
-        <w:spacing w:after="160" w:line="276" w:lineRule="auto"/>
-      </w:pPr>
-      <w:r>
-        <w:rPr>
-          <w:rFonts w:ascii="Calibri" w:hAnsi="Calibri" w:eastAsia="Calibri"/>
-          <w:b w:val="0"/>
-          <w:i w:val="0"/>
-          <w:sz w:val="22"/>
-        </w:rPr>
-        <w:t>Mexaniki saat enerji mənbəyinin hərəkətini bərabər aralıqlara bölərək vaxtı ölçür. Orta əsrlərdə yaranan bu qurğu şəhər həyatının, elmi müşahidələrin və naviqasiyanın daha dəqiq vaxt ölçüsünə əsaslanmasına şərait yaratdı.</w:t>
+        <w:t>2 Bilik elm və ölçmə</w:t>
       </w:r>
     </w:p>
     <w:p>
       <w:pPr>
         <w:keepNext/>
-        <w:spacing w:before="240" w:after="120"/>
+        <w:widowControl/>
       </w:pPr>
       <w:r>
         <w:rPr>
-          <w:rFonts w:ascii="Calibri" w:hAnsi="Calibri" w:eastAsia="Calibri"/>
-          <w:b/>
-          <w:i w:val="0"/>
-          <w:color w:val="004E8C"/>
-          <w:sz w:val="28"/>
+          <w:sz w:val="20"/>
         </w:rPr>
-        <w:t>Əsas faktlar</w:t>
+        <w:t>Dövr: XIII əsrin sonu–XIV əsr, Avropada mexaniki qüllə saatları; daha qədim su saatları | Əsas iştirakçılar: orta əsr Avropa saat ustaları, Çin və İslam dünyasının su saatı ənənələri, sonralar Xristian Hüygens və başqaları</w:t>
+      </w:r>
+    </w:p>
+    <w:p>
+      <w:pPr>
+        <w:widowControl/>
+      </w:pPr>
+      <w:r>
+        <w:t>Mexaniki saat dişli çarxlar və çarxın bərabər addımlarla irəliləməsinə imkan verən buraxıcı mexanizmlə günü hissələrə bölür. Şəhərlərdə saatı zənglə bildirdi, sonralar elm və naviqasiya üçün kifayət qədər dəqiq oldu.</w:t>
+      </w:r>
+    </w:p>
+    <w:p>
+      <w:pPr>
+        <w:pStyle w:val="Heading1"/>
+        <w:widowControl/>
+      </w:pPr>
+      <w:r>
+        <w:t>Əsas məlumatlar</w:t>
       </w:r>
     </w:p>
     <w:p>
       <w:pPr>
         <w:pStyle w:val="ListBullet"/>
+        <w:widowControl/>
       </w:pPr>
       <w:r>
-        <w:rPr>
-          <w:rFonts w:ascii="Calibri" w:hAnsi="Calibri" w:eastAsia="Calibri"/>
-          <w:b w:val="0"/>
-          <w:i w:val="0"/>
-          <w:sz w:val="22"/>
-        </w:rPr>
-        <w:t>Yük qüvvəsi ilə işləyən mexaniki saatlar XIII əsrin sonu və XIV əsrdə Avropa şəhərlərində meydana çıxıb</w:t>
+        <w:t>XIII əsrin sonu və XIV əsrdə Avropa şəhərlərində ağırlıqla işləyən mexaniki saatlar görünür.</w:t>
       </w:r>
     </w:p>
     <w:p>
       <w:pPr>
         <w:pStyle w:val="ListBullet"/>
+        <w:widowControl/>
       </w:pPr>
       <w:r>
-        <w:rPr>
-          <w:rFonts w:ascii="Calibri" w:hAnsi="Calibri" w:eastAsia="Calibri"/>
-          <w:b w:val="0"/>
-          <w:i w:val="0"/>
-          <w:sz w:val="22"/>
-        </w:rPr>
-        <w:t>Əsas yenilik anker mexanizmi idi: o, enerjinin ötürülməsini tənzimləyərək çarxın sərbəst fırlanmasına deyil, bərabər addımlarla irəliləməsinə imkan verirdi</w:t>
+        <w:t>Əsas yenilik buraxıcı mexanizmdir: enerjini hissə-hissə ötürür, əqrəblərin sərbəst fırlanmasının qarşısını alır.</w:t>
       </w:r>
     </w:p>
     <w:p>
       <w:pPr>
         <w:pStyle w:val="ListBullet"/>
+        <w:widowControl/>
       </w:pPr>
       <w:r>
-        <w:rPr>
-          <w:rFonts w:ascii="Calibri" w:hAnsi="Calibri" w:eastAsia="Calibri"/>
-          <w:b w:val="0"/>
-          <w:i w:val="0"/>
-          <w:sz w:val="22"/>
-        </w:rPr>
-        <w:t>İlk qüllə saatları hamı üçün bərabər saat anlayışı yayılmamışdan əvvəl şəhər həyatının mühüm vaxtlarını bildirirdi</w:t>
+        <w:t>Qüllə saatları bərabər saatlar geniş qəbul olunmazdan əvvəl şəhər vaxtını bildirirdi.</w:t>
       </w:r>
     </w:p>
     <w:p>
       <w:pPr>
         <w:pStyle w:val="ListBullet"/>
+        <w:widowControl/>
       </w:pPr>
       <w:r>
-        <w:rPr>
-          <w:rFonts w:ascii="Calibri" w:hAnsi="Calibri" w:eastAsia="Calibri"/>
-          <w:b w:val="0"/>
-          <w:i w:val="0"/>
-          <w:sz w:val="22"/>
-        </w:rPr>
-        <w:t>Kristian Hüygens XVII əsrdə saatlarda kəfkir tətbiq edərək onların dəqiqliyini artırıb</w:t>
+        <w:t>XVII əsrdə Xristian Hüygens rəqqası saata tətbiq edərək dəqiqliyi artırdı.</w:t>
       </w:r>
     </w:p>
     <w:p>
       <w:pPr>
         <w:pStyle w:val="ListBullet"/>
+        <w:widowControl/>
       </w:pPr>
       <w:r>
-        <w:rPr>
-          <w:rFonts w:ascii="Calibri" w:hAnsi="Calibri" w:eastAsia="Calibri"/>
-          <w:b w:val="0"/>
-          <w:i w:val="0"/>
-          <w:sz w:val="22"/>
-        </w:rPr>
-        <w:t>Etibarlı vaxtölçmə sonralar fabriklərin, dəmir yollarının və dənizdə coğrafi uzunluğun müəyyənləşdirilməsinin əsasına çevrilib</w:t>
+        <w:t>Etibarlı vaxt ölçüsü sonralar fabriklər, dəmir yolları və dənizdə coğrafi uzunluğun təyini üçün əsas oldu.</w:t>
       </w:r>
     </w:p>
     <w:p>
       <w:pPr>
-        <w:keepNext/>
-        <w:spacing w:before="240" w:after="120"/>
+        <w:pStyle w:val="Heading1"/>
+        <w:widowControl/>
       </w:pPr>
       <w:r>
-        <w:rPr>
-          <w:rFonts w:ascii="Calibri" w:hAnsi="Calibri" w:eastAsia="Calibri"/>
-          <w:b/>
-          <w:i w:val="0"/>
-          <w:color w:val="004E8C"/>
-          <w:sz w:val="28"/>
-        </w:rPr>
-        <w:t>Bu nədir və necə işləyir?</w:t>
+        <w:t>Bu nədir</w:t>
       </w:r>
     </w:p>
     <w:p>
       <w:pPr>
-        <w:spacing w:after="160" w:line="276" w:lineRule="auto"/>
+        <w:widowControl/>
       </w:pPr>
       <w:r>
-        <w:rPr>
-          <w:rFonts w:ascii="Calibri" w:hAnsi="Calibri" w:eastAsia="Calibri"/>
-          <w:b w:val="0"/>
-          <w:i w:val="0"/>
-          <w:sz w:val="22"/>
-        </w:rPr>
-        <w:t>Mexaniki saat saxlanmış enerjinin — adətən aşağı enən yükün və ya qurulmuş yayın enerjisinin — dişli çarxlar sistemi vasitəsilə tədricən sərbəst buraxılmasını idarə edərək vaxtı ölçən qurğudur. Onun ən vacib hissəsi anker mexanizmidir: bu mexanizm çarxı kiçik və müntəzəm addımlarla saxlayıb buraxır, nəticədə yay və ya yük birdən açılmır, hərəkət bərabər «tık»larla davam edir. Əqrəblər və ya zənglər Günəşi görməyən insanlara da saatı bildirir. Başqa sözlə, cazibə qüvvəsi və ya qurulmuş yayın enerjisi cəmiyyət üçün ortaq ritmə çevrilir.</w:t>
+        <w:t>Mexaniki saat yığılan enerjinin — adətən enən ağırlığın və ya yayın enerjisinin — dişli çarxlar boyunca buraxılmasını idarə edərək vaxtı ölçür. Əsas hissə buraxıcı mexanizmdir: çarxı kiçik, müntəzəm addımlarla saxlayıb buraxır. Beləcə, enerji birdən boşalmır, hərəkət tıqqıltılı ritmə çevrilir. Əqrəb və ya zəng Günəşi görməyənlərə vaxtı bildirir. Cazibə və ya qurulmuş yay hərəkəti hissə-hissə verərək cəmiyyət üçün ortaq ritm yaradır.</w:t>
       </w:r>
     </w:p>
     <w:p>
       <w:pPr>
-        <w:keepNext/>
-        <w:spacing w:before="240" w:after="120"/>
+        <w:pStyle w:val="Heading1"/>
+        <w:widowControl/>
       </w:pPr>
       <w:r>
-        <w:rPr>
-          <w:rFonts w:ascii="Calibri" w:hAnsi="Calibri" w:eastAsia="Calibri"/>
-          <w:b/>
-          <w:i w:val="0"/>
-          <w:color w:val="004E8C"/>
-          <w:sz w:val="28"/>
-        </w:rPr>
-        <w:t>Kim kəşf və ya ixtira edib?</w:t>
+        <w:t>Kim kəşf edib və ya yaradıb</w:t>
       </w:r>
     </w:p>
     <w:p>
       <w:pPr>
-        <w:spacing w:after="160" w:line="276" w:lineRule="auto"/>
+        <w:widowControl/>
       </w:pPr>
       <w:r>
-        <w:rPr>
-          <w:rFonts w:ascii="Calibri" w:hAnsi="Calibri" w:eastAsia="Calibri"/>
-          <w:b w:val="0"/>
-          <w:i w:val="0"/>
-          <w:sz w:val="22"/>
-        </w:rPr>
-        <w:t>İlk mexaniki saatın vahid ixtiraçısını göstərmək mümkün deyil. Orta əsr Avropa ustaları kilsə və şəhər qüllələri üçün mil və foliot tipli tənzimləyici mexanizmlər hazırlayırdılar; yazılı sənədlər və günümüzə çatan qurğular əsasən XIII əsrin sonu və XIV əsrə aiddir. Çin və İslam dünyasında bundan əsrlər əvvəl mürəkkəb su saatları və astronomik qurğular mövcud idi. Sonralar Kristian Hüygens və başqa ustalar kəfkir və daha yaxşı anker mexanizmləri ilə dəqiqliyi artırdılar. Bu tarix tək bir ani kəşfin deyil, nəsillər boyu toplanan sənətkarlıq təcrübəsinin nəticəsidir.</w:t>
+        <w:t>İlk mexaniki saatın tək ixtiraçısı məlum deyil. Orta əsr Avropa ustaları kilsə və şəhər qüllələrində mil və üfüqi tənzimləyici ilə işləyən erkən mexanizmlər qurdular. Sənədlər və qalmış karkaslar əsasən XIII əsrin sonu və XIV əsrə aiddir. Çin və İslam dünyasında əsrlər əvvəl mürəkkəb su saatları və astronomik qurğular vardı. Sonralar Xristian Hüygens və başqaları rəqqaslar və yaxşılaşdırılmış buraxıcılarla dəqiqliyi artırdılar. Bu tarix tək bir ani kəşfdən deyil, toplanan ustalıqdan ibarətdir.</w:t>
       </w:r>
     </w:p>
     <w:p>
       <w:pPr>
-        <w:keepNext/>
-        <w:spacing w:before="240" w:after="120"/>
+        <w:pStyle w:val="Heading1"/>
+        <w:widowControl/>
       </w:pPr>
       <w:r>
-        <w:rPr>
-          <w:rFonts w:ascii="Calibri" w:hAnsi="Calibri" w:eastAsia="Calibri"/>
-          <w:b/>
-          <w:i w:val="0"/>
-          <w:color w:val="004E8C"/>
-          <w:sz w:val="28"/>
-        </w:rPr>
-        <w:t>Nə vaxt və necə yaranıb?</w:t>
+        <w:t>Nə vaxt və necə yaranıb</w:t>
       </w:r>
     </w:p>
     <w:p>
       <w:pPr>
-        <w:spacing w:after="160" w:line="276" w:lineRule="auto"/>
+        <w:widowControl/>
       </w:pPr>
       <w:r>
-        <w:rPr>
-          <w:rFonts w:ascii="Calibri" w:hAnsi="Calibri" w:eastAsia="Calibri"/>
-          <w:b w:val="0"/>
-          <w:i w:val="0"/>
-          <w:sz w:val="22"/>
-        </w:rPr>
-        <w:t>XIV əsrdə bir çox Avropa şəhərində zənglər artıq əl ilə deyil, saat mexanizmi ilə çalınırdı. İlk qurğular müasir ölçülərlə çox qeyri-dəqiq idi — gün ərzində xeyli geri qala və ya irəli gedə bilirdilər. Buna baxmayaraq, bazarların, ibadətin və şəhər keşiklərinin vaxtını nizama salırdılar. Daha sonra yayla işləyən ev saatları yayıldı; 1656-cı ildən sonra kəfkirli saatlar elmi ölçmələrin dəqiqliyini xeyli artırdı. XVIII əsrdə dəniz xronometrləri uzun səfərlərdə coğrafi uzunluğu hesablamaq üçün kifayət qədər dəqiq vaxt göstərməyə başladı.</w:t>
+        <w:t>XIV əsrdə bir çox Avropa şəhərində zəngi yalnız insan deyil, saat mexanizmi vururdu. İlk maşınlar müasir ölçü ilə kobud idi, xeyli geri qalır və ya qabağa gedirdi. Yenə də bazarları, ibadəti və qala növbələrini nizama salırdı. Sonra yaylı ev saatları yarandı. 1656-cı ildən sonrakı rəqqaslı saatlar elmi vaxt ölçməsini xeyli dəqiqləşdirdi. XVIII əsrin dəniz xronometrləri nəhayət gəmidə coğrafi uzunluğu hesablamağa yetəcək qədər dəqiq vaxt saxladı.</w:t>
       </w:r>
     </w:p>
     <w:p>
       <w:pPr>
-        <w:keepNext/>
-        <w:spacing w:before="240" w:after="120"/>
+        <w:pStyle w:val="Heading1"/>
+        <w:widowControl/>
       </w:pPr>
       <w:r>
-        <w:rPr>
-          <w:rFonts w:ascii="Calibri" w:hAnsi="Calibri" w:eastAsia="Calibri"/>
-          <w:b/>
-          <w:i w:val="0"/>
-          <w:color w:val="004E8C"/>
-          <w:sz w:val="28"/>
-        </w:rPr>
-        <w:t>Elmi əhəmiyyəti</w:t>
+        <w:t>Elm üçün əhəmiyyəti</w:t>
       </w:r>
     </w:p>
     <w:p>
       <w:pPr>
-        <w:spacing w:after="160" w:line="276" w:lineRule="auto"/>
+        <w:widowControl/>
       </w:pPr>
       <w:r>
-        <w:rPr>
-          <w:rFonts w:ascii="Calibri" w:hAnsi="Calibri" w:eastAsia="Calibri"/>
-          <w:b w:val="0"/>
-          <w:i w:val="0"/>
-          <w:sz w:val="22"/>
-        </w:rPr>
-        <w:t>Elmi təcrübələrdə vaxtın təkrarlana bilən bərabər intervallarla ölçülməsi vacibdir. Mexaniki saat vaxtı müxtəlif gecələr və cihazlar arasında müqayisə oluna bilən laboratoriya dəyişəninə çevirdi. Kəfkir nəzəriyyəsi həndəsə, cazibə və rəqs dövrünü bir-biri ilə əlaqələndirdi; saatın xətası da ölçülüb azaldılması mümkün olan kəmiyyətə çevrildi. Astronomiya, fiziki təcrübələr və sonralar teleqraf şəbəkələrinin sinxronlaşdırılması ortaq saniyə anlayışına əsaslanır. Anker mexanizmi idarəetmə və əks-əlaqə prinsipinin də erkən nümunəsidir; bu ideyalar sonralar sürət tənzimləyicilərində və elektronikada yenidən tətbiq olundu.</w:t>
+        <w:t>Elmdə təkrarlana bilən zaman aralıqları lazımdır. Mexaniki saatlar vaxtı müxtəlif gecələr və cihazlar arasında müqayisə olunan laboratoriya kəmiyyətinə çevirdi. Rəqqas nəzəriyyəsi həndəsəni, cazibəni və periodu bağladı; saatın xətası da ölçülüb azaldılan kəmiyyət oldu. Astronomiya, fizika təcrübələri və sonrakı teleqraf sinxronlaşdırması ortaq saniyələrə söykənir. Buraxıcı mexanizm sonralar tənzimləyicilərdə və elektronikada görünən əks əlaqə və idarəetmə fikirlərinə də nümunədir.</w:t>
       </w:r>
     </w:p>
     <w:p>
       <w:pPr>
-        <w:keepNext/>
-        <w:spacing w:before="240" w:after="120"/>
+        <w:pStyle w:val="Heading1"/>
+        <w:widowControl/>
       </w:pPr>
       <w:r>
-        <w:rPr>
-          <w:rFonts w:ascii="Calibri" w:hAnsi="Calibri" w:eastAsia="Calibri"/>
-          <w:b/>
-          <w:i w:val="0"/>
-          <w:color w:val="004E8C"/>
-          <w:sz w:val="28"/>
-        </w:rPr>
         <w:t>Sonrakı inkişafa təsiri</w:t>
       </w:r>
     </w:p>
     <w:p>
       <w:pPr>
-        <w:spacing w:after="160" w:line="276" w:lineRule="auto"/>
+        <w:widowControl/>
       </w:pPr>
       <w:r>
-        <w:rPr>
-          <w:rFonts w:ascii="Calibri" w:hAnsi="Calibri" w:eastAsia="Calibri"/>
-          <w:b w:val="0"/>
-          <w:i w:val="0"/>
-          <w:sz w:val="22"/>
-        </w:rPr>
-        <w:t>Bərabər saat anlayışı əmək həyatını yenidən qurdu: iş növbələri, məktəb zəngləri və qatar cədvəlləri uzaq şəhərlərdə eyni dəqiqənin qəbul edilməsinə əsaslanır. Dəqiq saatlar coğrafi uzunluğun müəyyənləşdirilməsinə, xəritəçiliyə və qlobal naviqasiyaya imkan verdi. Kvars və atom saatları başqa fiziki prinsiplərlə işləsə də, mexaniki qüllə saatının cəmiyyət üçün ortaq vaxt meyarı rolunu davam etdirir. Fabriklər maşınların işini, laboratoriyalar isə reaksiyaları saniyə dəqiqliyi ilə ölçməyə başladı.</w:t>
+        <w:t>Bərabər saatlar iş həyatını dəyişdi: növbələr, məktəb zəngləri və dəmir yolu cədvəlləri uzaq şəhərlərdə eyni dəqiqəyə əsaslanır. Dəqiq saatlar coğrafi uzunluğun hesablanmasına, xəritəçiliyə və dünya naviqasiyasına imkan verdi. Kvars və atom saatları fərqli fizika ilə işləsə də, qüllə saatının ictimai ölçü rolu onlarda davam edir. Fabriklər maşınların, laboratoriyalar reaksiyaların vaxtını saniyələrlə ölçürdü.</w:t>
       </w:r>
     </w:p>
     <w:p>
       <w:pPr>
-        <w:keepNext/>
-        <w:spacing w:before="240" w:after="120"/>
+        <w:pStyle w:val="Heading1"/>
+        <w:widowControl/>
       </w:pPr>
       <w:r>
-        <w:rPr>
-          <w:rFonts w:ascii="Calibri" w:hAnsi="Calibri" w:eastAsia="Calibri"/>
-          <w:b/>
-          <w:i w:val="0"/>
-          <w:color w:val="004E8C"/>
-          <w:sz w:val="28"/>
-        </w:rPr>
-        <w:t>İnsan həyatını necə dəyişdi?</w:t>
+        <w:t>İnsan həyatını necə dəyişib</w:t>
       </w:r>
     </w:p>
     <w:p>
       <w:pPr>
-        <w:spacing w:after="160" w:line="276" w:lineRule="auto"/>
+        <w:widowControl/>
       </w:pPr>
       <w:r>
-        <w:rPr>
-          <w:rFonts w:ascii="Calibri" w:hAnsi="Calibri" w:eastAsia="Calibri"/>
-          <w:b w:val="0"/>
-          <w:i w:val="0"/>
-          <w:sz w:val="22"/>
-        </w:rPr>
-        <w:t>İnsanlar gündəlik həyatlarını yalnız Günəşin doğub-batmasına deyil, saat zənglərinə uyğun qurmağa başladılar. Görüş vaxtı, saata görə əməkhaqqı və nəqliyyatın uzlaşdırılması mümkün oldu. Monastırlar və şəhərlər ortaq ritm qazandı; sonralar işçilər vaxt intizamına tabe oldular və bəzən buna etiraz etdilər. Cib saatı bu ritmi hər kəsin şəxsi həyatına gətirdi. Gecikmək narahatlığı da müəyyən mənada saatların yaratdığı müasir hissdir. Bununla yanaşı, saatlar elmi və uzaq məsafələrdə qarşılıqlı etimadı divardakı kölgəyə baxıb vaxtı təxmin etməkdən azad etdi.</w:t>
+        <w:t>İnsanlar gün doğumu qədər zəngə görə yaşamağa başladılar. Görüş vaxtı, saatlıq əməkhaqqı və əlaqələndirilmiş səfərlər mümkün oldu. Monastırlar və şəhərlər ortaq ritm qazandı; sonralar işçilər bəzən narazı qaldıqları vaxt intizamına tabe oldular. Cib saatları bu ritmi şəxsi həyata gətirdi. Gecikmək narahatlığının yaranmasına da saatlar təsir göstərdi. Eyni qurğular elmi və uzaq məsafəli razılaşmaları divardakı kölgədən saat təxmin etmək ehtiyacından azad etdi.</w:t>
       </w:r>
     </w:p>
     <w:p>
       <w:pPr>
-        <w:keepNext/>
-        <w:spacing w:before="240" w:after="120"/>
+        <w:pStyle w:val="Heading1"/>
+        <w:widowControl/>
       </w:pPr>
       <w:r>
-        <w:rPr>
-          <w:rFonts w:ascii="Calibri" w:hAnsi="Calibri" w:eastAsia="Calibri"/>
-          <w:b/>
-          <w:i w:val="0"/>
-          <w:color w:val="004E8C"/>
-          <w:sz w:val="28"/>
-        </w:rPr>
         <w:t>Mənbələr və istinadlar</w:t>
       </w:r>
     </w:p>
     <w:p>
       <w:pPr>
-        <w:keepNext/>
-        <w:spacing w:before="240" w:after="120"/>
+        <w:pStyle w:val="Heading2"/>
+        <w:widowControl/>
       </w:pPr>
       <w:r>
         <w:rPr>
-          <w:rFonts w:ascii="Calibri" w:hAnsi="Calibri" w:eastAsia="Calibri"/>
-          <w:b/>
-          <w:i w:val="0"/>
-          <w:color w:val="004E8C"/>
-          <w:sz w:val="24"/>
+          <w:sz w:val="20"/>
         </w:rPr>
-        <w:t>A. Kitablar və əsas elmi əsərlər</w:t>
+        <w:t>A Kitablar və əsas elmi əsərlər</w:t>
       </w:r>
     </w:p>
     <w:p>
       <w:pPr>
-        <w:spacing w:after="80"/>
-        <w:ind w:left="360"/>
+        <w:widowControl/>
       </w:pPr>
       <w:r>
         <w:rPr>
-          <w:rFonts w:ascii="Calibri" w:hAnsi="Calibri" w:eastAsia="Calibri"/>
-          <w:b w:val="0"/>
-          <w:i w:val="0"/>
-          <w:sz w:val="22"/>
+          <w:sz w:val="20"/>
         </w:rPr>
         <w:t>1. Landes, David S. Revolution in Time: Clocks and the Making of the Modern World. Cambridge, MA: Harvard University Press, 1983.</w:t>
       </w:r>
     </w:p>
     <w:p>
       <w:pPr>
-        <w:keepNext/>
-        <w:spacing w:before="240" w:after="120"/>
+        <w:pStyle w:val="Heading2"/>
+        <w:widowControl/>
       </w:pPr>
       <w:r>
         <w:rPr>
-          <w:rFonts w:ascii="Calibri" w:hAnsi="Calibri" w:eastAsia="Calibri"/>
-          <w:b/>
-          <w:i w:val="0"/>
-          <w:color w:val="004E8C"/>
-          <w:sz w:val="24"/>
+          <w:sz w:val="20"/>
         </w:rPr>
-        <w:t>C. Təşkilatların materialları və ensiklopedik mənbələr</w:t>
+        <w:t>C Qurumların materialları və ensiklopedik mənbələr</w:t>
       </w:r>
     </w:p>
     <w:p>
       <w:pPr>
-        <w:spacing w:after="80"/>
-        <w:ind w:left="360"/>
+        <w:widowControl/>
       </w:pPr>
       <w:r>
         <w:rPr>
-          <w:rFonts w:ascii="Calibri" w:hAnsi="Calibri" w:eastAsia="Calibri"/>
-          <w:b w:val="0"/>
-          <w:i w:val="0"/>
-          <w:sz w:val="22"/>
+          <w:sz w:val="20"/>
         </w:rPr>
-        <w:t>1. Encyclopaedia Britannica. “Clock” (“Saat”).</w:t>
-      </w:r>
-      <w:r>
-        <w:rPr>
-          <w:rFonts w:ascii="Calibri" w:hAnsi="Calibri" w:eastAsia="Calibri"/>
-          <w:b w:val="0"/>
-          <w:i w:val="0"/>
-          <w:sz w:val="22"/>
-        </w:rPr>
-        <w:t xml:space="preserve"> </w:t>
+        <w:t xml:space="preserve">1. Encyclopaedia Britannica. 'Clock.' </w:t>
       </w:r>
       <w:hyperlink r:id="rId9">
         <w:r>
           <w:rPr>
-            <w:rFonts w:ascii="Calibri" w:hAnsi="Calibri" w:eastAsia="Calibri"/>
-            <w:b w:val="0"/>
-            <w:i w:val="0"/>
-            <w:sz w:val="22"/>
-            <w:color w:val="0563C1"/>
-            <w:u w:val="single"/>
+            <w:sz w:val="20"/>
           </w:rPr>
           <w:t>https://www.britannica.com/technology/clock</w:t>
         </w:r>
       </w:hyperlink>
+      <w:r>
+        <w:rPr>
+          <w:sz w:val="20"/>
+        </w:rPr>
+      </w:r>
     </w:p>
     <w:p>
       <w:pPr>
-        <w:spacing w:after="80"/>
-        <w:ind w:left="360"/>
+        <w:widowControl/>
       </w:pPr>
       <w:r>
         <w:rPr>
-          <w:rFonts w:ascii="Calibri" w:hAnsi="Calibri" w:eastAsia="Calibri"/>
-          <w:b w:val="0"/>
-          <w:i w:val="0"/>
-          <w:sz w:val="22"/>
+          <w:sz w:val="20"/>
         </w:rPr>
-        <w:t>2. Encyclopaedia Britannica. “Escapement” (“Anker mexanizmi”).</w:t>
-      </w:r>
-      <w:r>
-        <w:rPr>
-          <w:rFonts w:ascii="Calibri" w:hAnsi="Calibri" w:eastAsia="Calibri"/>
-          <w:b w:val="0"/>
-          <w:i w:val="0"/>
-          <w:sz w:val="22"/>
-        </w:rPr>
-        <w:t xml:space="preserve"> </w:t>
+        <w:t xml:space="preserve">2. Encyclopaedia Britannica. 'Escapement.' </w:t>
       </w:r>
       <w:hyperlink r:id="rId10">
         <w:r>
           <w:rPr>
-            <w:rFonts w:ascii="Calibri" w:hAnsi="Calibri" w:eastAsia="Calibri"/>
-            <w:b w:val="0"/>
-            <w:i w:val="0"/>
-            <w:sz w:val="22"/>
-            <w:color w:val="0563C1"/>
-            <w:u w:val="single"/>
+            <w:sz w:val="20"/>
           </w:rPr>
           <w:t>https://www.britannica.com/technology/escapement</w:t>
         </w:r>
       </w:hyperlink>
-    </w:p>
-    <w:p>
-      <w:pPr>
-        <w:keepNext/>
-        <w:spacing w:before="240" w:after="120"/>
-      </w:pPr>
       <w:r>
         <w:rPr>
-          <w:rFonts w:ascii="Calibri" w:hAnsi="Calibri" w:eastAsia="Calibri"/>
-          <w:b/>
-          <w:i w:val="0"/>
-          <w:color w:val="004E8C"/>
-          <w:sz w:val="24"/>
+          <w:sz w:val="20"/>
         </w:rPr>
-        <w:t>J. Mətbuat, populyar elmi və ümumi məlumat mənbələri</w:t>
       </w:r>
     </w:p>
     <w:p>
       <w:pPr>
-        <w:spacing w:after="80"/>
-        <w:ind w:left="360"/>
+        <w:pStyle w:val="Heading2"/>
+        <w:widowControl/>
       </w:pPr>
       <w:r>
         <w:rPr>
-          <w:rFonts w:ascii="Calibri" w:hAnsi="Calibri" w:eastAsia="Calibri"/>
-          <w:b w:val="0"/>
-          <w:i w:val="0"/>
-          <w:sz w:val="22"/>
+          <w:sz w:val="20"/>
         </w:rPr>
-        <w:t>1. Smithsonian Magazine. “A Short History of Telling Time” (“Vaxtölçmənin qısa tarixi”).</w:t>
+        <w:t>J Mətbuat elmi kütləvi nəşrlər və ümumi mənbələr</w:t>
       </w:r>
+    </w:p>
+    <w:p>
+      <w:pPr>
+        <w:widowControl/>
+      </w:pPr>
       <w:r>
         <w:rPr>
-          <w:rFonts w:ascii="Calibri" w:hAnsi="Calibri" w:eastAsia="Calibri"/>
-          <w:b w:val="0"/>
-          <w:i w:val="0"/>
-          <w:sz w:val="22"/>
+          <w:sz w:val="20"/>
         </w:rPr>
-        <w:t xml:space="preserve"> </w:t>
+        <w:t xml:space="preserve">1. Smithsonian Magazine. 'A Short History of Telling Time.' </w:t>
       </w:r>
       <w:hyperlink r:id="rId11">
         <w:r>
           <w:rPr>
-            <w:rFonts w:ascii="Calibri" w:hAnsi="Calibri" w:eastAsia="Calibri"/>
-            <w:b w:val="0"/>
-            <w:i w:val="0"/>
-            <w:sz w:val="22"/>
-            <w:color w:val="0563C1"/>
-            <w:u w:val="single"/>
+            <w:sz w:val="20"/>
           </w:rPr>
           <w:t>https://www.smithsonianmag.com/innovation/short-history-telling-time-180969353/</w:t>
         </w:r>
       </w:hyperlink>
+      <w:r>
+        <w:rPr>
+          <w:sz w:val="20"/>
+        </w:rPr>
+      </w:r>
     </w:p>
     <w:sectPr>
-      <w:pgSz w:w="12240" w:h="15840"/>
-      <w:pgMar w:top="1296" w:right="1440" w:bottom="1296" w:left="1440" w:header="720" w:footer="720" w:gutter="0"/>
+      <w:footerReference w:type="default" r:id="rId12"/>
+      <w:pgSz w:w="11906" w:h="16838"/>
+      <w:pgMar w:top="1020" w:right="1134" w:bottom="1020" w:left="1134" w:header="720" w:footer="720" w:gutter="0"/>
       <w:cols w:space="720"/>
       <w:docGrid w:linePitch="360"/>
     </w:sectPr>
   </w:body>
 </w:document>
+</file>
+
+<file path=word/footer1.xml><?xml version="1.0" encoding="utf-8"?>
+<w:ftr xmlns:m="http://schemas.openxmlformats.org/officeDocument/2006/math" xmlns:mc="http://schemas.openxmlformats.org/markup-compatibility/2006" xmlns:mo="http://schemas.microsoft.com/office/mac/office/2008/main" xmlns:mv="urn:schemas-microsoft-com:mac:vml" xmlns:o="urn:schemas-microsoft-com:office:office" xmlns:r="http://schemas.openxmlformats.org/officeDocument/2006/relationships" xmlns:v="urn:schemas-microsoft-com:vml" xmlns:w10="urn:schemas-microsoft-com:office:word" xmlns:w14="http://schemas.microsoft.com/office/word/2010/wordml" xmlns:w="http://schemas.openxmlformats.org/wordprocessingml/2006/main" xmlns:wne="http://schemas.microsoft.com/office/word/2006/wordml" xmlns:wp14="http://schemas.microsoft.com/office/word/2010/wordprocessingDrawing" xmlns:wp="http://schemas.openxmlformats.org/drawingml/2006/wordprocessingDrawing" xmlns:wpc="http://schemas.microsoft.com/office/word/2010/wordprocessingCanvas" xmlns:wpg="http://schemas.microsoft.com/office/word/2010/wordprocessingGroup" xmlns:wpi="http://schemas.microsoft.com/office/word/2010/wordprocessingInk" xmlns:wps="http://schemas.microsoft.com/office/word/2010/wordprocessingShape" mc:Ignorable="w14 wp14">
+  <w:p>
+    <w:pPr>
+      <w:pStyle w:val="Footer"/>
+      <w:jc w:val="right"/>
+    </w:pPr>
+    <w:fldSimple w:instr="PAGE"/>
+  </w:p>
+</w:ftr>
 </file>
 
 <file path=word/numbering.xml><?xml version="1.0" encoding="utf-8"?>
@@ -735,7 +558,7 @@
   <w:docDefaults>
     <w:rPrDefault>
       <w:rPr>
-        <w:rFonts w:asciiTheme="minorHAnsi" w:eastAsiaTheme="minorEastAsia" w:hAnsiTheme="minorHAnsi" w:cstheme="minorBidi"/>
+        <w:rFonts/>
         <w:sz w:val="22"/>
         <w:szCs w:val="22"/>
         <w:lang w:val="en-US" w:eastAsia="en-US" w:bidi="ar-SA"/>
@@ -890,6 +713,15 @@
     <w:name w:val="Normal"/>
     <w:qFormat/>
     <w:rsid w:val="00FC693F"/>
+    <w:pPr>
+      <w:spacing w:after="120" w:line="259" w:lineRule="auto"/>
+    </w:pPr>
+    <w:rPr>
+      <w:rFonts w:ascii="Times New Roman" w:hAnsi="Times New Roman"/>
+      <w:color w:val="000000"/>
+      <w:sz w:val="24"/>
+      <w:lang w:val="az-Latn-AZ"/>
+    </w:rPr>
   </w:style>
   <w:style w:type="paragraph" w:styleId="Header">
     <w:name w:val="header"/>
@@ -946,16 +778,17 @@
     <w:pPr>
       <w:keepNext/>
       <w:keepLines/>
-      <w:spacing w:before="480" w:after="0"/>
+      <w:spacing w:before="480" w:after="120" w:line="259" w:lineRule="auto"/>
       <w:outlineLvl w:val="0"/>
     </w:pPr>
     <w:rPr>
-      <w:rFonts w:asciiTheme="majorHAnsi" w:eastAsiaTheme="majorEastAsia" w:hAnsiTheme="majorHAnsi" w:cstheme="majorBidi"/>
+      <w:rFonts w:ascii="Times New Roman" w:hAnsi="Times New Roman"/>
       <w:b/>
       <w:bCs/>
-      <w:color w:val="365F91" w:themeColor="accent1" w:themeShade="BF"/>
-      <w:sz w:val="28"/>
+      <w:color w:val="000000"/>
+      <w:sz w:val="26"/>
       <w:szCs w:val="28"/>
+      <w:lang w:val="az-Latn-AZ"/>
     </w:rPr>
   </w:style>
   <w:style w:type="paragraph" w:styleId="Heading2">
@@ -970,16 +803,17 @@
     <w:pPr>
       <w:keepNext/>
       <w:keepLines/>
-      <w:spacing w:before="200" w:after="0"/>
+      <w:spacing w:before="200" w:after="120" w:line="259" w:lineRule="auto"/>
       <w:outlineLvl w:val="1"/>
     </w:pPr>
     <w:rPr>
-      <w:rFonts w:asciiTheme="majorHAnsi" w:eastAsiaTheme="majorEastAsia" w:hAnsiTheme="majorHAnsi" w:cstheme="majorBidi"/>
+      <w:rFonts w:ascii="Times New Roman" w:hAnsi="Times New Roman"/>
       <w:b/>
       <w:bCs/>
-      <w:color w:val="4F81BD" w:themeColor="accent1"/>
+      <w:color w:val="000000"/>
       <w:sz w:val="26"/>
       <w:szCs w:val="26"/>
+      <w:lang w:val="az-Latn-AZ"/>
     </w:rPr>
   </w:style>
   <w:style w:type="paragraph" w:styleId="Heading3">
@@ -998,7 +832,7 @@
       <w:outlineLvl w:val="2"/>
     </w:pPr>
     <w:rPr>
-      <w:rFonts w:asciiTheme="majorHAnsi" w:eastAsiaTheme="majorEastAsia" w:hAnsiTheme="majorHAnsi" w:cstheme="majorBidi"/>
+      <w:rFonts/>
       <w:b/>
       <w:bCs/>
       <w:color w:val="4F81BD" w:themeColor="accent1"/>
@@ -1021,7 +855,7 @@
       <w:outlineLvl w:val="3"/>
     </w:pPr>
     <w:rPr>
-      <w:rFonts w:asciiTheme="majorHAnsi" w:eastAsiaTheme="majorEastAsia" w:hAnsiTheme="majorHAnsi" w:cstheme="majorBidi"/>
+      <w:rFonts/>
       <w:b/>
       <w:bCs/>
       <w:i/>
@@ -1046,7 +880,7 @@
       <w:outlineLvl w:val="4"/>
     </w:pPr>
     <w:rPr>
-      <w:rFonts w:asciiTheme="majorHAnsi" w:eastAsiaTheme="majorEastAsia" w:hAnsiTheme="majorHAnsi" w:cstheme="majorBidi"/>
+      <w:rFonts/>
       <w:color w:val="243F60" w:themeColor="accent1" w:themeShade="7F"/>
     </w:rPr>
   </w:style>
@@ -1067,7 +901,7 @@
       <w:outlineLvl w:val="5"/>
     </w:pPr>
     <w:rPr>
-      <w:rFonts w:asciiTheme="majorHAnsi" w:eastAsiaTheme="majorEastAsia" w:hAnsiTheme="majorHAnsi" w:cstheme="majorBidi"/>
+      <w:rFonts/>
       <w:i/>
       <w:iCs/>
       <w:color w:val="243F60" w:themeColor="accent1" w:themeShade="7F"/>
@@ -1090,7 +924,7 @@
       <w:outlineLvl w:val="6"/>
     </w:pPr>
     <w:rPr>
-      <w:rFonts w:asciiTheme="majorHAnsi" w:eastAsiaTheme="majorEastAsia" w:hAnsiTheme="majorHAnsi" w:cstheme="majorBidi"/>
+      <w:rFonts/>
       <w:i/>
       <w:iCs/>
       <w:color w:val="404040" w:themeColor="text1" w:themeTint="BF"/>
@@ -1113,7 +947,7 @@
       <w:outlineLvl w:val="7"/>
     </w:pPr>
     <w:rPr>
-      <w:rFonts w:asciiTheme="majorHAnsi" w:eastAsiaTheme="majorEastAsia" w:hAnsiTheme="majorHAnsi" w:cstheme="majorBidi"/>
+      <w:rFonts/>
       <w:color w:val="4F81BD" w:themeColor="accent1"/>
       <w:sz w:val="20"/>
       <w:szCs w:val="20"/>
@@ -1136,7 +970,7 @@
       <w:outlineLvl w:val="8"/>
     </w:pPr>
     <w:rPr>
-      <w:rFonts w:asciiTheme="majorHAnsi" w:eastAsiaTheme="majorEastAsia" w:hAnsiTheme="majorHAnsi" w:cstheme="majorBidi"/>
+      <w:rFonts/>
       <w:i/>
       <w:iCs/>
       <w:color w:val="404040" w:themeColor="text1" w:themeTint="BF"/>
@@ -1187,7 +1021,7 @@
     <w:uiPriority w:val="9"/>
     <w:rsid w:val="00FC693F"/>
     <w:rPr>
-      <w:rFonts w:asciiTheme="majorHAnsi" w:eastAsiaTheme="majorEastAsia" w:hAnsiTheme="majorHAnsi" w:cstheme="majorBidi"/>
+      <w:rFonts/>
       <w:b/>
       <w:bCs/>
       <w:color w:val="365F91" w:themeColor="accent1" w:themeShade="BF"/>
@@ -1202,7 +1036,7 @@
     <w:uiPriority w:val="9"/>
     <w:rsid w:val="00FC693F"/>
     <w:rPr>
-      <w:rFonts w:asciiTheme="majorHAnsi" w:eastAsiaTheme="majorEastAsia" w:hAnsiTheme="majorHAnsi" w:cstheme="majorBidi"/>
+      <w:rFonts/>
       <w:b/>
       <w:bCs/>
       <w:color w:val="4F81BD" w:themeColor="accent1"/>
@@ -1217,7 +1051,7 @@
     <w:uiPriority w:val="9"/>
     <w:rsid w:val="00FC693F"/>
     <w:rPr>
-      <w:rFonts w:asciiTheme="majorHAnsi" w:eastAsiaTheme="majorEastAsia" w:hAnsiTheme="majorHAnsi" w:cstheme="majorBidi"/>
+      <w:rFonts/>
       <w:b/>
       <w:bCs/>
       <w:color w:val="4F81BD" w:themeColor="accent1"/>
@@ -1232,19 +1066,17 @@
     <w:qFormat/>
     <w:rsid w:val="00FC693F"/>
     <w:pPr>
-      <w:pBdr>
-        <w:bottom w:val="single" w:sz="8" w:space="4" w:color="4F81BD" w:themeColor="accent1"/>
-      </w:pBdr>
-      <w:spacing w:after="300" w:line="240" w:lineRule="auto"/>
+      <w:spacing w:after="120" w:line="259" w:lineRule="auto"/>
       <w:contextualSpacing/>
     </w:pPr>
     <w:rPr>
-      <w:rFonts w:asciiTheme="majorHAnsi" w:eastAsiaTheme="majorEastAsia" w:hAnsiTheme="majorHAnsi" w:cstheme="majorBidi"/>
-      <w:color w:val="17365D" w:themeColor="text2" w:themeShade="BF"/>
+      <w:rFonts w:ascii="Times New Roman" w:hAnsi="Times New Roman"/>
+      <w:color w:val="000000"/>
       <w:spacing w:val="5"/>
       <w:kern w:val="28"/>
-      <w:sz w:val="52"/>
+      <w:sz w:val="40"/>
       <w:szCs w:val="52"/>
+      <w:lang w:val="az-Latn-AZ"/>
     </w:rPr>
   </w:style>
   <w:style w:type="character" w:customStyle="1" w:styleId="TitleChar">
@@ -1254,7 +1086,7 @@
     <w:uiPriority w:val="10"/>
     <w:rsid w:val="00FC693F"/>
     <w:rPr>
-      <w:rFonts w:asciiTheme="majorHAnsi" w:eastAsiaTheme="majorEastAsia" w:hAnsiTheme="majorHAnsi" w:cstheme="majorBidi"/>
+      <w:rFonts/>
       <w:color w:val="17365D" w:themeColor="text2" w:themeShade="BF"/>
       <w:spacing w:val="5"/>
       <w:kern w:val="28"/>
@@ -1276,7 +1108,7 @@
       </w:numPr>
     </w:pPr>
     <w:rPr>
-      <w:rFonts w:asciiTheme="majorHAnsi" w:eastAsiaTheme="majorEastAsia" w:hAnsiTheme="majorHAnsi" w:cstheme="majorBidi"/>
+      <w:rFonts/>
       <w:i/>
       <w:iCs/>
       <w:color w:val="4F81BD" w:themeColor="accent1"/>
@@ -1292,7 +1124,7 @@
     <w:uiPriority w:val="11"/>
     <w:rsid w:val="00FC693F"/>
     <w:rPr>
-      <w:rFonts w:asciiTheme="majorHAnsi" w:eastAsiaTheme="majorEastAsia" w:hAnsiTheme="majorHAnsi" w:cstheme="majorBidi"/>
+      <w:rFonts/>
       <w:i/>
       <w:iCs/>
       <w:color w:val="4F81BD" w:themeColor="accent1"/>
@@ -1417,8 +1249,15 @@
       <w:numPr>
         <w:numId w:val="1"/>
       </w:numPr>
+      <w:spacing w:after="120" w:line="259" w:lineRule="auto"/>
       <w:contextualSpacing/>
     </w:pPr>
+    <w:rPr>
+      <w:rFonts w:ascii="Times New Roman" w:hAnsi="Times New Roman"/>
+      <w:color w:val="000000"/>
+      <w:sz w:val="24"/>
+      <w:lang w:val="az-Latn-AZ"/>
+    </w:rPr>
   </w:style>
   <w:style w:type="paragraph" w:styleId="ListBullet2">
     <w:name w:val="List Bullet 2"/>
@@ -1590,7 +1429,7 @@
     <w:semiHidden/>
     <w:rsid w:val="00FC693F"/>
     <w:rPr>
-      <w:rFonts w:asciiTheme="majorHAnsi" w:eastAsiaTheme="majorEastAsia" w:hAnsiTheme="majorHAnsi" w:cstheme="majorBidi"/>
+      <w:rFonts/>
       <w:b/>
       <w:bCs/>
       <w:i/>
@@ -1606,7 +1445,7 @@
     <w:semiHidden/>
     <w:rsid w:val="00FC693F"/>
     <w:rPr>
-      <w:rFonts w:asciiTheme="majorHAnsi" w:eastAsiaTheme="majorEastAsia" w:hAnsiTheme="majorHAnsi" w:cstheme="majorBidi"/>
+      <w:rFonts/>
       <w:color w:val="243F60" w:themeColor="accent1" w:themeShade="7F"/>
     </w:rPr>
   </w:style>
@@ -1618,7 +1457,7 @@
     <w:semiHidden/>
     <w:rsid w:val="00FC693F"/>
     <w:rPr>
-      <w:rFonts w:asciiTheme="majorHAnsi" w:eastAsiaTheme="majorEastAsia" w:hAnsiTheme="majorHAnsi" w:cstheme="majorBidi"/>
+      <w:rFonts/>
       <w:i/>
       <w:iCs/>
       <w:color w:val="243F60" w:themeColor="accent1" w:themeShade="7F"/>
@@ -1632,7 +1471,7 @@
     <w:semiHidden/>
     <w:rsid w:val="00FC693F"/>
     <w:rPr>
-      <w:rFonts w:asciiTheme="majorHAnsi" w:eastAsiaTheme="majorEastAsia" w:hAnsiTheme="majorHAnsi" w:cstheme="majorBidi"/>
+      <w:rFonts/>
       <w:i/>
       <w:iCs/>
       <w:color w:val="404040" w:themeColor="text1" w:themeTint="BF"/>
@@ -1646,7 +1485,7 @@
     <w:semiHidden/>
     <w:rsid w:val="00FC693F"/>
     <w:rPr>
-      <w:rFonts w:asciiTheme="majorHAnsi" w:eastAsiaTheme="majorEastAsia" w:hAnsiTheme="majorHAnsi" w:cstheme="majorBidi"/>
+      <w:rFonts/>
       <w:color w:val="4F81BD" w:themeColor="accent1"/>
       <w:sz w:val="20"/>
       <w:szCs w:val="20"/>
@@ -1660,7 +1499,7 @@
     <w:semiHidden/>
     <w:rsid w:val="00FC693F"/>
     <w:rPr>
-      <w:rFonts w:asciiTheme="majorHAnsi" w:eastAsiaTheme="majorEastAsia" w:hAnsiTheme="majorHAnsi" w:cstheme="majorBidi"/>
+      <w:rFonts/>
       <w:i/>
       <w:iCs/>
       <w:color w:val="404040" w:themeColor="text1" w:themeTint="BF"/>
@@ -1719,9 +1558,6 @@
     <w:qFormat/>
     <w:rsid w:val="00FC693F"/>
     <w:pPr>
-      <w:pBdr>
-        <w:bottom w:val="single" w:sz="4" w:space="4" w:color="4F81BD" w:themeColor="accent1"/>
-      </w:pBdr>
       <w:spacing w:before="200" w:after="280"/>
       <w:ind w:left="936" w:right="936"/>
     </w:pPr>
@@ -3249,7 +3085,7 @@
         <w:spacing w:before="0" w:after="0" w:line="240" w:lineRule="auto"/>
       </w:pPr>
       <w:rPr>
-        <w:rFonts w:asciiTheme="majorHAnsi" w:eastAsiaTheme="majorEastAsia" w:hAnsiTheme="majorHAnsi" w:cstheme="majorBidi"/>
+        <w:rFonts/>
         <w:b/>
         <w:bCs/>
       </w:rPr>
@@ -3270,7 +3106,7 @@
         <w:spacing w:before="0" w:after="0" w:line="240" w:lineRule="auto"/>
       </w:pPr>
       <w:rPr>
-        <w:rFonts w:asciiTheme="majorHAnsi" w:eastAsiaTheme="majorEastAsia" w:hAnsiTheme="majorHAnsi" w:cstheme="majorBidi"/>
+        <w:rFonts/>
         <w:b/>
         <w:bCs/>
       </w:rPr>
@@ -3288,14 +3124,14 @@
     </w:tblStylePr>
     <w:tblStylePr w:type="firstCol">
       <w:rPr>
-        <w:rFonts w:asciiTheme="majorHAnsi" w:eastAsiaTheme="majorEastAsia" w:hAnsiTheme="majorHAnsi" w:cstheme="majorBidi"/>
+        <w:rFonts/>
         <w:b/>
         <w:bCs/>
       </w:rPr>
     </w:tblStylePr>
     <w:tblStylePr w:type="lastCol">
       <w:rPr>
-        <w:rFonts w:asciiTheme="majorHAnsi" w:eastAsiaTheme="majorEastAsia" w:hAnsiTheme="majorHAnsi" w:cstheme="majorBidi"/>
+        <w:rFonts/>
         <w:b/>
         <w:bCs/>
       </w:rPr>
@@ -3379,7 +3215,7 @@
         <w:spacing w:before="0" w:after="0" w:line="240" w:lineRule="auto"/>
       </w:pPr>
       <w:rPr>
-        <w:rFonts w:asciiTheme="majorHAnsi" w:eastAsiaTheme="majorEastAsia" w:hAnsiTheme="majorHAnsi" w:cstheme="majorBidi"/>
+        <w:rFonts/>
         <w:b/>
         <w:bCs/>
       </w:rPr>
@@ -3400,7 +3236,7 @@
         <w:spacing w:before="0" w:after="0" w:line="240" w:lineRule="auto"/>
       </w:pPr>
       <w:rPr>
-        <w:rFonts w:asciiTheme="majorHAnsi" w:eastAsiaTheme="majorEastAsia" w:hAnsiTheme="majorHAnsi" w:cstheme="majorBidi"/>
+        <w:rFonts/>
         <w:b/>
         <w:bCs/>
       </w:rPr>
@@ -3418,14 +3254,14 @@
     </w:tblStylePr>
     <w:tblStylePr w:type="firstCol">
       <w:rPr>
-        <w:rFonts w:asciiTheme="majorHAnsi" w:eastAsiaTheme="majorEastAsia" w:hAnsiTheme="majorHAnsi" w:cstheme="majorBidi"/>
+        <w:rFonts/>
         <w:b/>
         <w:bCs/>
       </w:rPr>
     </w:tblStylePr>
     <w:tblStylePr w:type="lastCol">
       <w:rPr>
-        <w:rFonts w:asciiTheme="majorHAnsi" w:eastAsiaTheme="majorEastAsia" w:hAnsiTheme="majorHAnsi" w:cstheme="majorBidi"/>
+        <w:rFonts/>
         <w:b/>
         <w:bCs/>
       </w:rPr>
@@ -3509,7 +3345,7 @@
         <w:spacing w:before="0" w:after="0" w:line="240" w:lineRule="auto"/>
       </w:pPr>
       <w:rPr>
-        <w:rFonts w:asciiTheme="majorHAnsi" w:eastAsiaTheme="majorEastAsia" w:hAnsiTheme="majorHAnsi" w:cstheme="majorBidi"/>
+        <w:rFonts/>
         <w:b/>
         <w:bCs/>
       </w:rPr>
@@ -3530,7 +3366,7 @@
         <w:spacing w:before="0" w:after="0" w:line="240" w:lineRule="auto"/>
       </w:pPr>
       <w:rPr>
-        <w:rFonts w:asciiTheme="majorHAnsi" w:eastAsiaTheme="majorEastAsia" w:hAnsiTheme="majorHAnsi" w:cstheme="majorBidi"/>
+        <w:rFonts/>
         <w:b/>
         <w:bCs/>
       </w:rPr>
@@ -3548,14 +3384,14 @@
     </w:tblStylePr>
     <w:tblStylePr w:type="firstCol">
       <w:rPr>
-        <w:rFonts w:asciiTheme="majorHAnsi" w:eastAsiaTheme="majorEastAsia" w:hAnsiTheme="majorHAnsi" w:cstheme="majorBidi"/>
+        <w:rFonts/>
         <w:b/>
         <w:bCs/>
       </w:rPr>
     </w:tblStylePr>
     <w:tblStylePr w:type="lastCol">
       <w:rPr>
-        <w:rFonts w:asciiTheme="majorHAnsi" w:eastAsiaTheme="majorEastAsia" w:hAnsiTheme="majorHAnsi" w:cstheme="majorBidi"/>
+        <w:rFonts/>
         <w:b/>
         <w:bCs/>
       </w:rPr>
@@ -3639,7 +3475,7 @@
         <w:spacing w:before="0" w:after="0" w:line="240" w:lineRule="auto"/>
       </w:pPr>
       <w:rPr>
-        <w:rFonts w:asciiTheme="majorHAnsi" w:eastAsiaTheme="majorEastAsia" w:hAnsiTheme="majorHAnsi" w:cstheme="majorBidi"/>
+        <w:rFonts/>
         <w:b/>
         <w:bCs/>
       </w:rPr>
@@ -3660,7 +3496,7 @@
         <w:spacing w:before="0" w:after="0" w:line="240" w:lineRule="auto"/>
       </w:pPr>
       <w:rPr>
-        <w:rFonts w:asciiTheme="majorHAnsi" w:eastAsiaTheme="majorEastAsia" w:hAnsiTheme="majorHAnsi" w:cstheme="majorBidi"/>
+        <w:rFonts/>
         <w:b/>
         <w:bCs/>
       </w:rPr>
@@ -3678,14 +3514,14 @@
     </w:tblStylePr>
     <w:tblStylePr w:type="firstCol">
       <w:rPr>
-        <w:rFonts w:asciiTheme="majorHAnsi" w:eastAsiaTheme="majorEastAsia" w:hAnsiTheme="majorHAnsi" w:cstheme="majorBidi"/>
+        <w:rFonts/>
         <w:b/>
         <w:bCs/>
       </w:rPr>
     </w:tblStylePr>
     <w:tblStylePr w:type="lastCol">
       <w:rPr>
-        <w:rFonts w:asciiTheme="majorHAnsi" w:eastAsiaTheme="majorEastAsia" w:hAnsiTheme="majorHAnsi" w:cstheme="majorBidi"/>
+        <w:rFonts/>
         <w:b/>
         <w:bCs/>
       </w:rPr>
@@ -3769,7 +3605,7 @@
         <w:spacing w:before="0" w:after="0" w:line="240" w:lineRule="auto"/>
       </w:pPr>
       <w:rPr>
-        <w:rFonts w:asciiTheme="majorHAnsi" w:eastAsiaTheme="majorEastAsia" w:hAnsiTheme="majorHAnsi" w:cstheme="majorBidi"/>
+        <w:rFonts/>
         <w:b/>
         <w:bCs/>
       </w:rPr>
@@ -3790,7 +3626,7 @@
         <w:spacing w:before="0" w:after="0" w:line="240" w:lineRule="auto"/>
       </w:pPr>
       <w:rPr>
-        <w:rFonts w:asciiTheme="majorHAnsi" w:eastAsiaTheme="majorEastAsia" w:hAnsiTheme="majorHAnsi" w:cstheme="majorBidi"/>
+        <w:rFonts/>
         <w:b/>
         <w:bCs/>
       </w:rPr>
@@ -3808,14 +3644,14 @@
     </w:tblStylePr>
     <w:tblStylePr w:type="firstCol">
       <w:rPr>
-        <w:rFonts w:asciiTheme="majorHAnsi" w:eastAsiaTheme="majorEastAsia" w:hAnsiTheme="majorHAnsi" w:cstheme="majorBidi"/>
+        <w:rFonts/>
         <w:b/>
         <w:bCs/>
       </w:rPr>
     </w:tblStylePr>
     <w:tblStylePr w:type="lastCol">
       <w:rPr>
-        <w:rFonts w:asciiTheme="majorHAnsi" w:eastAsiaTheme="majorEastAsia" w:hAnsiTheme="majorHAnsi" w:cstheme="majorBidi"/>
+        <w:rFonts/>
         <w:b/>
         <w:bCs/>
       </w:rPr>
@@ -3899,7 +3735,7 @@
         <w:spacing w:before="0" w:after="0" w:line="240" w:lineRule="auto"/>
       </w:pPr>
       <w:rPr>
-        <w:rFonts w:asciiTheme="majorHAnsi" w:eastAsiaTheme="majorEastAsia" w:hAnsiTheme="majorHAnsi" w:cstheme="majorBidi"/>
+        <w:rFonts/>
         <w:b/>
         <w:bCs/>
       </w:rPr>
@@ -3920,7 +3756,7 @@
         <w:spacing w:before="0" w:after="0" w:line="240" w:lineRule="auto"/>
       </w:pPr>
       <w:rPr>
-        <w:rFonts w:asciiTheme="majorHAnsi" w:eastAsiaTheme="majorEastAsia" w:hAnsiTheme="majorHAnsi" w:cstheme="majorBidi"/>
+        <w:rFonts/>
         <w:b/>
         <w:bCs/>
       </w:rPr>
@@ -3938,14 +3774,14 @@
     </w:tblStylePr>
     <w:tblStylePr w:type="firstCol">
       <w:rPr>
-        <w:rFonts w:asciiTheme="majorHAnsi" w:eastAsiaTheme="majorEastAsia" w:hAnsiTheme="majorHAnsi" w:cstheme="majorBidi"/>
+        <w:rFonts/>
         <w:b/>
         <w:bCs/>
       </w:rPr>
     </w:tblStylePr>
     <w:tblStylePr w:type="lastCol">
       <w:rPr>
-        <w:rFonts w:asciiTheme="majorHAnsi" w:eastAsiaTheme="majorEastAsia" w:hAnsiTheme="majorHAnsi" w:cstheme="majorBidi"/>
+        <w:rFonts/>
         <w:b/>
         <w:bCs/>
       </w:rPr>
@@ -4029,7 +3865,7 @@
         <w:spacing w:before="0" w:after="0" w:line="240" w:lineRule="auto"/>
       </w:pPr>
       <w:rPr>
-        <w:rFonts w:asciiTheme="majorHAnsi" w:eastAsiaTheme="majorEastAsia" w:hAnsiTheme="majorHAnsi" w:cstheme="majorBidi"/>
+        <w:rFonts/>
         <w:b/>
         <w:bCs/>
       </w:rPr>
@@ -4050,7 +3886,7 @@
         <w:spacing w:before="0" w:after="0" w:line="240" w:lineRule="auto"/>
       </w:pPr>
       <w:rPr>
-        <w:rFonts w:asciiTheme="majorHAnsi" w:eastAsiaTheme="majorEastAsia" w:hAnsiTheme="majorHAnsi" w:cstheme="majorBidi"/>
+        <w:rFonts/>
         <w:b/>
         <w:bCs/>
       </w:rPr>
@@ -4068,14 +3904,14 @@
     </w:tblStylePr>
     <w:tblStylePr w:type="firstCol">
       <w:rPr>
-        <w:rFonts w:asciiTheme="majorHAnsi" w:eastAsiaTheme="majorEastAsia" w:hAnsiTheme="majorHAnsi" w:cstheme="majorBidi"/>
+        <w:rFonts/>
         <w:b/>
         <w:bCs/>
       </w:rPr>
     </w:tblStylePr>
     <w:tblStylePr w:type="lastCol">
       <w:rPr>
-        <w:rFonts w:asciiTheme="majorHAnsi" w:eastAsiaTheme="majorEastAsia" w:hAnsiTheme="majorHAnsi" w:cstheme="majorBidi"/>
+        <w:rFonts/>
         <w:b/>
         <w:bCs/>
       </w:rPr>
@@ -5940,7 +5776,7 @@
     </w:tblPr>
     <w:tblStylePr w:type="firstRow">
       <w:rPr>
-        <w:rFonts w:asciiTheme="majorHAnsi" w:eastAsiaTheme="majorEastAsia" w:hAnsiTheme="majorHAnsi" w:cstheme="majorBidi"/>
+        <w:rFonts/>
       </w:rPr>
       <w:tblPr/>
       <w:tcPr>
@@ -6024,7 +5860,7 @@
     </w:tblPr>
     <w:tblStylePr w:type="firstRow">
       <w:rPr>
-        <w:rFonts w:asciiTheme="majorHAnsi" w:eastAsiaTheme="majorEastAsia" w:hAnsiTheme="majorHAnsi" w:cstheme="majorBidi"/>
+        <w:rFonts/>
       </w:rPr>
       <w:tblPr/>
       <w:tcPr>
@@ -6108,7 +5944,7 @@
     </w:tblPr>
     <w:tblStylePr w:type="firstRow">
       <w:rPr>
-        <w:rFonts w:asciiTheme="majorHAnsi" w:eastAsiaTheme="majorEastAsia" w:hAnsiTheme="majorHAnsi" w:cstheme="majorBidi"/>
+        <w:rFonts/>
       </w:rPr>
       <w:tblPr/>
       <w:tcPr>
@@ -6192,7 +6028,7 @@
     </w:tblPr>
     <w:tblStylePr w:type="firstRow">
       <w:rPr>
-        <w:rFonts w:asciiTheme="majorHAnsi" w:eastAsiaTheme="majorEastAsia" w:hAnsiTheme="majorHAnsi" w:cstheme="majorBidi"/>
+        <w:rFonts/>
       </w:rPr>
       <w:tblPr/>
       <w:tcPr>
@@ -6276,7 +6112,7 @@
     </w:tblPr>
     <w:tblStylePr w:type="firstRow">
       <w:rPr>
-        <w:rFonts w:asciiTheme="majorHAnsi" w:eastAsiaTheme="majorEastAsia" w:hAnsiTheme="majorHAnsi" w:cstheme="majorBidi"/>
+        <w:rFonts/>
       </w:rPr>
       <w:tblPr/>
       <w:tcPr>
@@ -6360,7 +6196,7 @@
     </w:tblPr>
     <w:tblStylePr w:type="firstRow">
       <w:rPr>
-        <w:rFonts w:asciiTheme="majorHAnsi" w:eastAsiaTheme="majorEastAsia" w:hAnsiTheme="majorHAnsi" w:cstheme="majorBidi"/>
+        <w:rFonts/>
       </w:rPr>
       <w:tblPr/>
       <w:tcPr>
@@ -6444,7 +6280,7 @@
     </w:tblPr>
     <w:tblStylePr w:type="firstRow">
       <w:rPr>
-        <w:rFonts w:asciiTheme="majorHAnsi" w:eastAsiaTheme="majorEastAsia" w:hAnsiTheme="majorHAnsi" w:cstheme="majorBidi"/>
+        <w:rFonts/>
       </w:rPr>
       <w:tblPr/>
       <w:tcPr>
@@ -6509,7 +6345,7 @@
       <w:spacing w:after="0" w:line="240" w:lineRule="auto"/>
     </w:pPr>
     <w:rPr>
-      <w:rFonts w:asciiTheme="majorHAnsi" w:eastAsiaTheme="majorEastAsia" w:hAnsiTheme="majorHAnsi" w:cstheme="majorBidi"/>
+      <w:rFonts/>
       <w:color w:val="000000" w:themeColor="text1"/>
     </w:rPr>
     <w:tblPr>
@@ -6637,7 +6473,7 @@
       <w:spacing w:after="0" w:line="240" w:lineRule="auto"/>
     </w:pPr>
     <w:rPr>
-      <w:rFonts w:asciiTheme="majorHAnsi" w:eastAsiaTheme="majorEastAsia" w:hAnsiTheme="majorHAnsi" w:cstheme="majorBidi"/>
+      <w:rFonts/>
       <w:color w:val="000000" w:themeColor="text1"/>
     </w:rPr>
     <w:tblPr>
@@ -6765,7 +6601,7 @@
       <w:spacing w:after="0" w:line="240" w:lineRule="auto"/>
     </w:pPr>
     <w:rPr>
-      <w:rFonts w:asciiTheme="majorHAnsi" w:eastAsiaTheme="majorEastAsia" w:hAnsiTheme="majorHAnsi" w:cstheme="majorBidi"/>
+      <w:rFonts/>
       <w:color w:val="000000" w:themeColor="text1"/>
     </w:rPr>
     <w:tblPr>
@@ -6893,7 +6729,7 @@
       <w:spacing w:after="0" w:line="240" w:lineRule="auto"/>
     </w:pPr>
     <w:rPr>
-      <w:rFonts w:asciiTheme="majorHAnsi" w:eastAsiaTheme="majorEastAsia" w:hAnsiTheme="majorHAnsi" w:cstheme="majorBidi"/>
+      <w:rFonts/>
       <w:color w:val="000000" w:themeColor="text1"/>
     </w:rPr>
     <w:tblPr>
@@ -7021,7 +6857,7 @@
       <w:spacing w:after="0" w:line="240" w:lineRule="auto"/>
     </w:pPr>
     <w:rPr>
-      <w:rFonts w:asciiTheme="majorHAnsi" w:eastAsiaTheme="majorEastAsia" w:hAnsiTheme="majorHAnsi" w:cstheme="majorBidi"/>
+      <w:rFonts/>
       <w:color w:val="000000" w:themeColor="text1"/>
     </w:rPr>
     <w:tblPr>
@@ -7149,7 +6985,7 @@
       <w:spacing w:after="0" w:line="240" w:lineRule="auto"/>
     </w:pPr>
     <w:rPr>
-      <w:rFonts w:asciiTheme="majorHAnsi" w:eastAsiaTheme="majorEastAsia" w:hAnsiTheme="majorHAnsi" w:cstheme="majorBidi"/>
+      <w:rFonts/>
       <w:color w:val="000000" w:themeColor="text1"/>
     </w:rPr>
     <w:tblPr>
@@ -7277,7 +7113,7 @@
       <w:spacing w:after="0" w:line="240" w:lineRule="auto"/>
     </w:pPr>
     <w:rPr>
-      <w:rFonts w:asciiTheme="majorHAnsi" w:eastAsiaTheme="majorEastAsia" w:hAnsiTheme="majorHAnsi" w:cstheme="majorBidi"/>
+      <w:rFonts/>
       <w:color w:val="000000" w:themeColor="text1"/>
     </w:rPr>
     <w:tblPr>
@@ -7916,7 +7752,7 @@
       <w:spacing w:after="0" w:line="240" w:lineRule="auto"/>
     </w:pPr>
     <w:rPr>
-      <w:rFonts w:asciiTheme="majorHAnsi" w:eastAsiaTheme="majorEastAsia" w:hAnsiTheme="majorHAnsi" w:cstheme="majorBidi"/>
+      <w:rFonts/>
       <w:color w:val="000000" w:themeColor="text1"/>
     </w:rPr>
     <w:tblPr>
@@ -8041,7 +7877,7 @@
       <w:spacing w:after="0" w:line="240" w:lineRule="auto"/>
     </w:pPr>
     <w:rPr>
-      <w:rFonts w:asciiTheme="majorHAnsi" w:eastAsiaTheme="majorEastAsia" w:hAnsiTheme="majorHAnsi" w:cstheme="majorBidi"/>
+      <w:rFonts/>
       <w:color w:val="000000" w:themeColor="text1"/>
     </w:rPr>
     <w:tblPr>
@@ -8166,7 +8002,7 @@
       <w:spacing w:after="0" w:line="240" w:lineRule="auto"/>
     </w:pPr>
     <w:rPr>
-      <w:rFonts w:asciiTheme="majorHAnsi" w:eastAsiaTheme="majorEastAsia" w:hAnsiTheme="majorHAnsi" w:cstheme="majorBidi"/>
+      <w:rFonts/>
       <w:color w:val="000000" w:themeColor="text1"/>
     </w:rPr>
     <w:tblPr>
@@ -8291,7 +8127,7 @@
       <w:spacing w:after="0" w:line="240" w:lineRule="auto"/>
     </w:pPr>
     <w:rPr>
-      <w:rFonts w:asciiTheme="majorHAnsi" w:eastAsiaTheme="majorEastAsia" w:hAnsiTheme="majorHAnsi" w:cstheme="majorBidi"/>
+      <w:rFonts/>
       <w:color w:val="000000" w:themeColor="text1"/>
     </w:rPr>
     <w:tblPr>
@@ -8416,7 +8252,7 @@
       <w:spacing w:after="0" w:line="240" w:lineRule="auto"/>
     </w:pPr>
     <w:rPr>
-      <w:rFonts w:asciiTheme="majorHAnsi" w:eastAsiaTheme="majorEastAsia" w:hAnsiTheme="majorHAnsi" w:cstheme="majorBidi"/>
+      <w:rFonts/>
       <w:color w:val="000000" w:themeColor="text1"/>
     </w:rPr>
     <w:tblPr>
@@ -8541,7 +8377,7 @@
       <w:spacing w:after="0" w:line="240" w:lineRule="auto"/>
     </w:pPr>
     <w:rPr>
-      <w:rFonts w:asciiTheme="majorHAnsi" w:eastAsiaTheme="majorEastAsia" w:hAnsiTheme="majorHAnsi" w:cstheme="majorBidi"/>
+      <w:rFonts/>
       <w:color w:val="000000" w:themeColor="text1"/>
     </w:rPr>
     <w:tblPr>
@@ -8666,7 +8502,7 @@
       <w:spacing w:after="0" w:line="240" w:lineRule="auto"/>
     </w:pPr>
     <w:rPr>
-      <w:rFonts w:asciiTheme="majorHAnsi" w:eastAsiaTheme="majorEastAsia" w:hAnsiTheme="majorHAnsi" w:cstheme="majorBidi"/>
+      <w:rFonts/>
       <w:color w:val="000000" w:themeColor="text1"/>
     </w:rPr>
     <w:tblPr>

--- a/az/discovery-articles/2.5 Mexaniki saat.docx
+++ b/az/discovery-articles/2.5 Mexaniki saat.docx
@@ -32,7 +32,7 @@
         <w:rPr>
           <w:sz w:val="20"/>
         </w:rPr>
-        <w:t>Dövr: XIII əsrin sonu–XIV əsr, Avropada mexaniki qüllə saatları; daha qədim su saatları | Əsas iştirakçılar: orta əsr Avropa saat ustaları, Çin və İslam dünyasının su saatı ənənələri, sonralar Xristian Hüygens və başqaları</w:t>
+        <w:t>Dövr: XIII əsrin sonu–XIV əsr — Avropada mexaniki qüllə saatlarının yayılması; onlardan əvvəlki dövrlərdə su saatlarından istifadə | Əsas iştirakçılar: Orta əsr Avropasının saat ustaları, Çin və İslam dünyasının su saatı ustaları, sonrakı dövrlərdə Xristian Hüygens və digər ixtiraçılar</w:t>
       </w:r>
     </w:p>
     <w:p>
@@ -40,7 +40,7 @@
         <w:widowControl/>
       </w:pPr>
       <w:r>
-        <w:t>Mexaniki saat dişli çarxlar və çarxın bərabər addımlarla irəliləməsinə imkan verən buraxıcı mexanizmlə günü hissələrə bölür. Şəhərlərdə saatı zənglə bildirdi, sonralar elm və naviqasiya üçün kifayət qədər dəqiq oldu.</w:t>
+        <w:t>Mexaniki saat dişli çarxların hərəkətini tənzimləyərək vaxtı ölçür. Onun əsas hissələrindən biri çarxların müəyyən aralıqlarla irəliləməsini təmin edən buraxıcı mexanizmdir. İlk qüllə saatları şəhər əhalisinə vaxtı zənglə bildirirdi. Sonralar saatlar təkmilləşərək elmi tədqiqatlarda və dəniz səfərlərində istifadə ediləcək qədər dəqiq oldu.</w:t>
       </w:r>
     </w:p>
     <w:p>
@@ -58,7 +58,7 @@
         <w:widowControl/>
       </w:pPr>
       <w:r>
-        <w:t>XIII əsrin sonu və XIV əsrdə Avropa şəhərlərində ağırlıqla işləyən mexaniki saatlar görünür.</w:t>
+        <w:t>XIII əsrin sonu və XIV əsrdə Avropa şəhərlərində aşağı enən ağırlığın gücü ilə işləyən mexaniki saatlar meydana çıxdı.</w:t>
       </w:r>
     </w:p>
     <w:p>
@@ -67,7 +67,7 @@
         <w:widowControl/>
       </w:pPr>
       <w:r>
-        <w:t>Əsas yenilik buraxıcı mexanizmdir: enerjini hissə-hissə ötürür, əqrəblərin sərbəst fırlanmasının qarşısını alır.</w:t>
+        <w:t>Əsas yenilik buraxıcı mexanizm idi. O, dişli çarxların hərəkətini tənzimləyir, onların nəzarətsiz fırlanmasına imkan vermirdi.</w:t>
       </w:r>
     </w:p>
     <w:p>
@@ -76,7 +76,7 @@
         <w:widowControl/>
       </w:pPr>
       <w:r>
-        <w:t>Qüllə saatları bərabər saatlar geniş qəbul olunmazdan əvvəl şəhər vaxtını bildirirdi.</w:t>
+        <w:t>Günün bərabər uzunluqlu saatlara bölünməsi hamılıqla qəbul edilməzdən əvvəl də qüllə saatları şəhər əhalisinə vaxtı bildirirdi.</w:t>
       </w:r>
     </w:p>
     <w:p>
@@ -85,7 +85,7 @@
         <w:widowControl/>
       </w:pPr>
       <w:r>
-        <w:t>XVII əsrdə Xristian Hüygens rəqqası saata tətbiq edərək dəqiqliyi artırdı.</w:t>
+        <w:t>XVII əsrdə Xristian Hüygens rəqqası saat mexanizminə tətbiq edərək vaxtın daha dəqiq ölçülməsinə nail oldu.</w:t>
       </w:r>
     </w:p>
     <w:p>
@@ -94,7 +94,7 @@
         <w:widowControl/>
       </w:pPr>
       <w:r>
-        <w:t>Etibarlı vaxt ölçüsü sonralar fabriklər, dəmir yolları və dənizdə coğrafi uzunluğun təyini üçün əsas oldu.</w:t>
+        <w:t>Dəqiq vaxt ölçüsü sonralar fabriklərin və dəmir yollarının işində, eləcə də dənizdə coğrafi uzunluğun müəyyənləşdirilməsində mühüm rol oynadı.</w:t>
       </w:r>
     </w:p>
     <w:p>
@@ -103,15 +103,7 @@
         <w:widowControl/>
       </w:pPr>
       <w:r>
-        <w:t>Bu nədir</w:t>
-      </w:r>
-    </w:p>
-    <w:p>
-      <w:pPr>
-        <w:widowControl/>
-      </w:pPr>
-      <w:r>
-        <w:t>Mexaniki saat yığılan enerjinin — adətən enən ağırlığın və ya yayın enerjisinin — dişli çarxlar boyunca buraxılmasını idarə edərək vaxtı ölçür. Əsas hissə buraxıcı mexanizmdir: çarxı kiçik, müntəzəm addımlarla saxlayıb buraxır. Beləcə, enerji birdən boşalmır, hərəkət tıqqıltılı ritmə çevrilir. Əqrəb və ya zəng Günəşi görməyənlərə vaxtı bildirir. Cazibə və ya qurulmuş yay hərəkəti hissə-hissə verərək cəmiyyət üçün ortaq ritm yaradır.</w:t>
+        <w:t>Bu nədir?</w:t>
       </w:r>
     </w:p>
     <w:p>
@@ -120,15 +112,7 @@
         <w:widowControl/>
       </w:pPr>
       <w:r>
-        <w:t>Kim kəşf edib və ya yaradıb</w:t>
-      </w:r>
-    </w:p>
-    <w:p>
-      <w:pPr>
-        <w:widowControl/>
-      </w:pPr>
-      <w:r>
-        <w:t>İlk mexaniki saatın tək ixtiraçısı məlum deyil. Orta əsr Avropa ustaları kilsə və şəhər qüllələrində mil və üfüqi tənzimləyici ilə işləyən erkən mexanizmlər qurdular. Sənədlər və qalmış karkaslar əsasən XIII əsrin sonu və XIV əsrə aiddir. Çin və İslam dünyasında əsrlər əvvəl mürəkkəb su saatları və astronomik qurğular vardı. Sonralar Xristian Hüygens və başqaları rəqqaslar və yaxşılaşdırılmış buraxıcılarla dəqiqliyi artırdılar. Bu tarix tək bir ani kəşfdən deyil, toplanan ustalıqdan ibarətdir.</w:t>
+        <w:t>Mexaniki saat aşağı enən ağırlığın və ya qurulmuş yayın enerjisi ilə işləyir. Bu enerji dişli çarxları hərəkətə gətirir. Ancaq saatın vaxtı ölçməsi üçün çarxlar sərbəst və nizamsız fırlanmamalıdır.</w:t>
       </w:r>
     </w:p>
     <w:p>
@@ -137,15 +121,88 @@
         <w:widowControl/>
       </w:pPr>
       <w:r>
-        <w:t>Nə vaxt və necə yaranıb</w:t>
+        <w:t>Buraxıcı mexanizm çarxı növbə ilə saxlayıb buraxaraq onun kiçik addımlarla irəliləməsini təmin edir. Beləcə, yığılmış enerji birdən-birə sərf olunmur, hərəkət müəyyən ritmlə davam edir. Saatın tanış tıqqıltısı da bu işlə bağlıdır.</w:t>
       </w:r>
     </w:p>
     <w:p>
       <w:pPr>
+        <w:pStyle w:val="Heading1"/>
         <w:widowControl/>
       </w:pPr>
       <w:r>
-        <w:t>XIV əsrdə bir çox Avropa şəhərində zəngi yalnız insan deyil, saat mexanizmi vururdu. İlk maşınlar müasir ölçü ilə kobud idi, xeyli geri qalır və ya qabağa gedirdi. Yenə də bazarları, ibadəti və qala növbələrini nizama salırdı. Sonra yaylı ev saatları yarandı. 1656-cı ildən sonrakı rəqqaslı saatlar elmi vaxt ölçməsini xeyli dəqiqləşdirdi. XVIII əsrin dəniz xronometrləri nəhayət gəmidə coğrafi uzunluğu hesablamağa yetəcək qədər dəqiq vaxt saxladı.</w:t>
+        <w:t>Vaxt əqrəblə göstərilir və ya zənglə bildirilir. İnsanlar artıq Günəşə baxmadan da saatın neçə olduğunu öyrənə bilirlər. Eyni saatdan istifadə edənlər işlərini ortaq vaxt hesabına uyğun qururlar.</w:t>
+      </w:r>
+    </w:p>
+    <w:p>
+      <w:pPr>
+        <w:pStyle w:val="Heading1"/>
+        <w:widowControl/>
+      </w:pPr>
+      <w:r>
+        <w:t>Kim yaradıb?</w:t>
+      </w:r>
+    </w:p>
+    <w:p>
+      <w:pPr>
+        <w:pStyle w:val="Heading1"/>
+        <w:widowControl/>
+      </w:pPr>
+      <w:r>
+        <w:t>İlk mexaniki saatı kimin hazırladığı dəqiq məlum deyil. Orta əsr Avropasında ustalar kilsə və şəhər qüllələri üçün erkən saat mexanizmləri düzəldirdilər. Bunlarda hərəkəti tənzimləmək üçün mil və üfüqi yerləşən tənzimləyici hissədən istifadə olunurdu. Həmin saatlara dair yazılı məlumatlar və günümüzə çatan metal çərçivələr əsasən XIII əsrin sonuna və XIV əsrə aiddir.</w:t>
+      </w:r>
+    </w:p>
+    <w:p>
+      <w:pPr>
+        <w:pStyle w:val="Heading1"/>
+        <w:widowControl/>
+      </w:pPr>
+      <w:r>
+        <w:t>Bundan əsrlər əvvəl Çin və İslam dünyasında mürəkkəb su saatları və astronomik qurğular hazırlanırdı. Sonrakı dövrlərdə Xristian Hüygens və başqa ustalar rəqqasdan və təkmilləşdirilmiş buraxıcı mexanizmlərdən istifadə edərək mexaniki saatların dəqiqliyini artırdılar.</w:t>
+      </w:r>
+    </w:p>
+    <w:p>
+      <w:pPr>
+        <w:pStyle w:val="Heading1"/>
+        <w:widowControl/>
+      </w:pPr>
+      <w:r>
+        <w:t>Saatın tarixi bir anda edilmiş kəşfdən çox, nəsillər boyu toplanan bilik və ustalığın tarixidir.</w:t>
+      </w:r>
+    </w:p>
+    <w:p>
+      <w:pPr>
+        <w:pStyle w:val="Heading1"/>
+        <w:widowControl/>
+      </w:pPr>
+      <w:r>
+        <w:t>Nə vaxt və necə yaranıb?</w:t>
+      </w:r>
+    </w:p>
+    <w:p>
+      <w:pPr>
+        <w:pStyle w:val="Heading1"/>
+        <w:widowControl/>
+      </w:pPr>
+      <w:r>
+        <w:t>XIV əsrdə Avropanın bir çox şəhərində zəngi artıq yalnız insan əli deyil, saat mexanizmi də çalırdı. İlk saatlar bugünkü ölçülərlə o qədər də dəqiq deyildi: xeyli geri qalır və ya irəli gedirdilər. Buna baxmayaraq, bazarın işini, ibadət vaxtlarını və qala keşikçilərinin növbələrini nizamlamağa kömək edirdilər.</w:t>
+      </w:r>
+    </w:p>
+    <w:p>
+      <w:pPr>
+        <w:pStyle w:val="Heading1"/>
+        <w:widowControl/>
+      </w:pPr>
+      <w:r>
+        <w:t>Sonralar yayla işləyən ev saatları yarandı. 1656-cı ildən etibarən rəqqaslı saatların inkişafı elmi işlərdə vaxtı daha dəqiq ölçməyə imkan verdi.</w:t>
+      </w:r>
+    </w:p>
+    <w:p>
+      <w:pPr>
+        <w:pStyle w:val="Heading1"/>
+        <w:widowControl/>
+      </w:pPr>
+      <w:r>
+        <w:t>XVIII əsrdə isə gəmidə də dəqiqliyini qoruya bilən dəniz xronometrləri hazırlandı. Bu xüsusi saatlar dənizçilərə coğrafi uzunluğu — şərq–qərb istiqamətində harada olduqlarını — hesablamaqda kömək etdi.</w:t>
       </w:r>
     </w:p>
     <w:p>
@@ -159,10 +216,29 @@
     </w:p>
     <w:p>
       <w:pPr>
+        <w:pStyle w:val="Heading1"/>
         <w:widowControl/>
       </w:pPr>
       <w:r>
-        <w:t>Elmdə təkrarlana bilən zaman aralıqları lazımdır. Mexaniki saatlar vaxtı müxtəlif gecələr və cihazlar arasında müqayisə olunan laboratoriya kəmiyyətinə çevirdi. Rəqqas nəzəriyyəsi həndəsəni, cazibəni və periodu bağladı; saatın xətası da ölçülüb azaldılan kəmiyyət oldu. Astronomiya, fizika təcrübələri və sonrakı teleqraf sinxronlaşdırması ortaq saniyələrə söykənir. Buraxıcı mexanizm sonralar tənzimləyicilərdə və elektronikada görünən əks əlaqə və idarəetmə fikirlərinə də nümunədir.</w:t>
+        <w:t>Elmi təcrübələrdə eyni uzunluqda vaxt aralıqlarını ölçmək və nəticələri müqayisə etmək vacibdir. Mexaniki saatlar müxtəlif gecələrdə aparılan müşahidələrin və ayrı-ayrı cihazlarla alınan nəticələrin vaxtını tutuşdurmağa imkan verdi.</w:t>
+      </w:r>
+    </w:p>
+    <w:p>
+      <w:pPr>
+        <w:pStyle w:val="Heading1"/>
+        <w:widowControl/>
+      </w:pPr>
+      <w:r>
+        <w:t>Rəqqasın hərəkətinin öyrənilməsi onun quruluşu, cazibə qüvvəsi və bir tam rəqsə sərf etdiyi vaxt arasındakı əlaqəni aydınlaşdırdı. Saatın nə qədər geri qaldığını və ya irəli getdiyini də ölçmək, sonra bu xətanı azaltmaq mümkün oldu.</w:t>
+      </w:r>
+    </w:p>
+    <w:p>
+      <w:pPr>
+        <w:pStyle w:val="Heading1"/>
+        <w:widowControl/>
+      </w:pPr>
+      <w:r>
+        <w:t>Astronomik müşahidələr, fizika təcrübələri və sonralar teleqraf vasitəsilə saatların bir-birinə uyğunlaşdırılması ortaq vaxt ölçüsünə söykənirdi. Buraxıcı mexanizm hərəkətin idarə olunmasına da nümunədir. Sonrakı tənzimləyici və elektron sistemlərdə də qurğunun işini izləyib ona uyğun təsir göstərmək — əks əlaqə yaratmaq — mühüm yer tutur.</w:t>
       </w:r>
     </w:p>
     <w:p>
@@ -176,10 +252,11 @@
     </w:p>
     <w:p>
       <w:pPr>
+        <w:pStyle w:val="Heading1"/>
         <w:widowControl/>
       </w:pPr>
       <w:r>
-        <w:t>Bərabər saatlar iş həyatını dəyişdi: növbələr, məktəb zəngləri və dəmir yolu cədvəlləri uzaq şəhərlərdə eyni dəqiqəyə əsaslanır. Dəqiq saatlar coğrafi uzunluğun hesablanmasına, xəritəçiliyə və dünya naviqasiyasına imkan verdi. Kvars və atom saatları fərqli fizika ilə işləsə də, qüllə saatının ictimai ölçü rolu onlarda davam edir. Fabriklər maşınların, laboratoriyalar reaksiyaların vaxtını saniyələrlə ölçürdü.</w:t>
+        <w:t>Vaxtın bərabər saat və dəqiqələrlə hesablanması iş həyatını dəyişdirdi. İş növbələrini, məktəb dərslərini və qatar səfərlərini cədvəl üzrə təşkil etmək mümkün oldu. Uzaq şəhərlərdəki işləri əlaqələndirmək üçün saatların uyğunlaşdırılması vacib hala gəldi.</w:t>
       </w:r>
     </w:p>
     <w:p>
@@ -188,15 +265,52 @@
         <w:widowControl/>
       </w:pPr>
       <w:r>
-        <w:t>İnsan həyatını necə dəyişib</w:t>
+        <w:t>Dəqiq saatlar dənizdə coğrafi uzunluğu hesablamağa, daha düzgün xəritələr hazırlamağa və uzaq səfərlərdə mövqeyi müəyyənləşdirməyə kömək etdi. Fabriklərdə maşınların işi, laboratoriyalarda isə reaksiyaların müddəti saniyələrlə ölçülməyə başladı.</w:t>
       </w:r>
     </w:p>
     <w:p>
       <w:pPr>
+        <w:pStyle w:val="Heading1"/>
         <w:widowControl/>
       </w:pPr>
       <w:r>
-        <w:t>İnsanlar gün doğumu qədər zəngə görə yaşamağa başladılar. Görüş vaxtı, saatlıq əməkhaqqı və əlaqələndirilmiş səfərlər mümkün oldu. Monastırlar və şəhərlər ortaq ritm qazandı; sonralar işçilər bəzən narazı qaldıqları vaxt intizamına tabe oldular. Cib saatları bu ritmi şəxsi həyata gətirdi. Gecikmək narahatlığının yaranmasına da saatlar təsir göstərdi. Eyni qurğular elmi və uzaq məsafəli razılaşmaları divardakı kölgədən saat təxmin etmək ehtiyacından azad etdi.</w:t>
+        <w:t>Kvars və atom saatları başqa fiziki hadisələrə əsaslansa da, qüllə saatlarının gördüyü əsas işi davam etdirir: hamı üçün etibarlı vaxt ölçüsü yaradır.</w:t>
+      </w:r>
+    </w:p>
+    <w:p>
+      <w:pPr>
+        <w:pStyle w:val="Heading1"/>
+        <w:widowControl/>
+      </w:pPr>
+      <w:r>
+        <w:t>İnsan həyatını necə dəyişib?</w:t>
+      </w:r>
+    </w:p>
+    <w:p>
+      <w:pPr>
+        <w:pStyle w:val="Heading1"/>
+        <w:widowControl/>
+      </w:pPr>
+      <w:r>
+        <w:t>İnsanlar gündəlik işlərini yalnız Günəşin doğub-batmasına görə deyil, saatın zənginə görə də qurmağa başladılar. Görüş üçün dəqiq vaxt təyin etmək, görülən işin haqqını saata görə hesablamaq və səfərləri bir-biri ilə əlaqələndirmək asanlaşdı.</w:t>
+      </w:r>
+    </w:p>
+    <w:p>
+      <w:pPr>
+        <w:pStyle w:val="Heading1"/>
+        <w:widowControl/>
+      </w:pPr>
+      <w:r>
+        <w:t>Monastırlarda və şəhərlərdə həyat ortaq vaxt qaydasına uyğunlaşdı. Sonralar işçilər dəqiq iş saatlarına tabe oldular; bu qaydalar bəzən narazılıq da doğururdu. Cib saatları yayıldıqca vaxtı izləmək insanın şəxsi həyatında da daha çox yer tutdu. Gecikmək qayğısı gündəlik həyatın bir hissəsinə çevrildi.</w:t>
+      </w:r>
+    </w:p>
+    <w:p>
+      <w:pPr>
+        <w:pStyle w:val="Heading1"/>
+        <w:widowControl/>
+      </w:pPr>
+      <w:r>
+        <w:t>Eyni zamanda, saatlar həm elmi müşahidələrdə, həm də uzaqda yaşayanlarla vaxt razılaşdırarkən Günəşin və kölgənin yerinə baxıb təxmin aparmaq ehtiyacını azaltdı.</w:t>
       </w:r>
     </w:p>
     <w:p>
@@ -217,7 +331,7 @@
         <w:rPr>
           <w:sz w:val="20"/>
         </w:rPr>
-        <w:t>A Kitablar və əsas elmi əsərlər</w:t>
+        <w:t>Kitablar və əsas elmi əsərlər</w:t>
       </w:r>
     </w:p>
     <w:p>
@@ -240,7 +354,7 @@
         <w:rPr>
           <w:sz w:val="20"/>
         </w:rPr>
-        <w:t>C Qurumların materialları və ensiklopedik mənbələr</w:t>
+        <w:t>Qurumların materialları və ensiklopedik mənbələr</w:t>
       </w:r>
     </w:p>
     <w:p>
@@ -300,7 +414,7 @@
         <w:rPr>
           <w:sz w:val="20"/>
         </w:rPr>
-        <w:t>J Mətbuat elmi kütləvi nəşrlər və ümumi mənbələr</w:t>
+        <w:t>Mətbuat elmi kütləvi nəşrlər və ümumi mənbələr</w:t>
       </w:r>
     </w:p>
     <w:p>
